--- a/无稳态自激多谐振荡器.docx
+++ b/无稳态自激多谐振荡器.docx
@@ -12,6 +12,9 @@
     </w:p>
     <w:p>
       <w:r>
+        <w:rPr>
+          <w:noProof/>
+        </w:rPr>
         <w:drawing>
           <wp:inline distT="0" distB="0" distL="0" distR="0" wp14:anchorId="7897FB6E" wp14:editId="4CBE4290">
             <wp:extent cx="1884794" cy="1672542"/>
@@ -54,176 +57,16 @@
         <w:rPr>
           <w:rFonts w:hint="eastAsia"/>
         </w:rPr>
-        <w:t>振荡原理：</w:t>
-      </w:r>
-    </w:p>
-    <w:p>
-      <w:r>
-        <w:rPr>
-          <w:rFonts w:hint="eastAsia"/>
-        </w:rPr>
-        <w:t>V</w:t>
-      </w:r>
-      <w:r>
-        <w:t>1 V2</w:t>
-      </w:r>
-      <w:r>
-        <w:rPr>
-          <w:rFonts w:hint="eastAsia"/>
-        </w:rPr>
-        <w:t>不可能同时导通假设V</w:t>
-      </w:r>
-      <w:r>
-        <w:t>2</w:t>
-      </w:r>
-      <w:r>
-        <w:rPr>
-          <w:rFonts w:hint="eastAsia"/>
-        </w:rPr>
-        <w:t>先导通，让</w:t>
-      </w:r>
-      <w:r>
-        <w:t>C2</w:t>
-      </w:r>
-      <w:r>
-        <w:rPr>
-          <w:rFonts w:hint="eastAsia"/>
-        </w:rPr>
-        <w:t>左端的电位瞬间到地，此时电容器没有电荷，会立马充电，在C</w:t>
-      </w:r>
-      <w:r>
-        <w:t>2</w:t>
-      </w:r>
-      <w:r>
-        <w:rPr>
-          <w:rFonts w:hint="eastAsia"/>
-        </w:rPr>
-        <w:t>电容器右侧吸取大量电荷，导致原本流到V</w:t>
-      </w:r>
-      <w:r>
-        <w:t>1</w:t>
-      </w:r>
-      <w:r>
-        <w:rPr>
-          <w:rFonts w:hint="eastAsia"/>
-        </w:rPr>
-        <w:t>基极的电流瞬间到电容器，促进V</w:t>
-      </w:r>
-      <w:r>
-        <w:t>1</w:t>
-      </w:r>
-      <w:r>
-        <w:rPr>
-          <w:rFonts w:hint="eastAsia"/>
-        </w:rPr>
-        <w:t>的截止，然后电容器继续充电，C</w:t>
-      </w:r>
-      <w:r>
-        <w:t>2</w:t>
-      </w:r>
-      <w:r>
-        <w:rPr>
-          <w:rFonts w:hint="eastAsia"/>
-        </w:rPr>
-        <w:t>的右侧电压升高。流到电容器的电流减小，导致更多的电流流到V</w:t>
-      </w:r>
-      <w:r>
-        <w:t xml:space="preserve">1 </w:t>
-      </w:r>
-      <w:r>
-        <w:rPr>
-          <w:rFonts w:hint="eastAsia"/>
-        </w:rPr>
-        <w:t>然后导致V</w:t>
-      </w:r>
-      <w:r>
-        <w:t>1</w:t>
-      </w:r>
-      <w:r>
-        <w:rPr>
-          <w:rFonts w:hint="eastAsia"/>
-        </w:rPr>
-        <w:t>导通，C</w:t>
-      </w:r>
-      <w:r>
-        <w:t>1</w:t>
-      </w:r>
-      <w:r>
-        <w:rPr>
-          <w:rFonts w:hint="eastAsia"/>
-        </w:rPr>
-        <w:t>右侧迅速与地相连，然后电容C</w:t>
-      </w:r>
-      <w:r>
-        <w:t>1</w:t>
-      </w:r>
-      <w:r>
-        <w:rPr>
-          <w:rFonts w:hint="eastAsia"/>
-        </w:rPr>
-        <w:t>迅速充电，会在电容器C</w:t>
-      </w:r>
-      <w:r>
-        <w:t>1</w:t>
-      </w:r>
-      <w:r>
-        <w:rPr>
-          <w:rFonts w:hint="eastAsia"/>
-        </w:rPr>
-        <w:t>的左侧吸取大量电荷，导致原本流向V</w:t>
-      </w:r>
-      <w:r>
-        <w:t>2</w:t>
-      </w:r>
-      <w:r>
-        <w:rPr>
-          <w:rFonts w:hint="eastAsia"/>
-        </w:rPr>
-        <w:t>基极的电流减少，导致V</w:t>
-      </w:r>
-      <w:r>
-        <w:t>2</w:t>
-      </w:r>
-      <w:r>
-        <w:rPr>
-          <w:rFonts w:hint="eastAsia"/>
-        </w:rPr>
-        <w:t>截止，然后C</w:t>
-      </w:r>
-      <w:r>
-        <w:t>1</w:t>
-      </w:r>
-      <w:r>
-        <w:rPr>
-          <w:rFonts w:hint="eastAsia"/>
-        </w:rPr>
-        <w:t>充电，电压升高重新让V</w:t>
-      </w:r>
-      <w:r>
-        <w:t>2</w:t>
-      </w:r>
-      <w:r>
-        <w:rPr>
-          <w:rFonts w:hint="eastAsia"/>
-        </w:rPr>
-        <w:t>导通，V</w:t>
-      </w:r>
-      <w:r>
-        <w:t>1</w:t>
-      </w:r>
-      <w:r>
-        <w:rPr>
-          <w:rFonts w:hint="eastAsia"/>
-        </w:rPr>
-        <w:t>截止，周而复始，循环往复。</w:t>
-      </w:r>
-    </w:p>
-    <w:p>
-      <w:r>
-        <w:rPr>
-          <w:rFonts w:hint="eastAsia"/>
-        </w:rPr>
-        <w:t>振荡周期计算：</w:t>
+        <w:t>L</w:t>
+      </w:r>
+      <w:r>
+        <w:t>ED</w:t>
+      </w:r>
+      <w:r>
+        <w:rPr>
+          <w:rFonts w:hint="eastAsia"/>
+        </w:rPr>
+        <w:t>周期性闪烁应用：</w:t>
       </w:r>
     </w:p>
     <w:p>
@@ -233,6 +76,225 @@
         </w:rPr>
       </w:pPr>
       <w:r>
+        <w:drawing>
+          <wp:inline distT="0" distB="0" distL="0" distR="0" wp14:anchorId="4D287CF3" wp14:editId="2370885E">
+            <wp:extent cx="1940764" cy="1395385"/>
+            <wp:effectExtent l="0" t="0" r="2540" b="0"/>
+            <wp:docPr id="3" name="图片 3"/>
+            <wp:cNvGraphicFramePr>
+              <a:graphicFrameLocks xmlns:a="http://schemas.openxmlformats.org/drawingml/2006/main" noChangeAspect="1"/>
+            </wp:cNvGraphicFramePr>
+            <a:graphic xmlns:a="http://schemas.openxmlformats.org/drawingml/2006/main">
+              <a:graphicData uri="http://schemas.openxmlformats.org/drawingml/2006/picture">
+                <pic:pic xmlns:pic="http://schemas.openxmlformats.org/drawingml/2006/picture">
+                  <pic:nvPicPr>
+                    <pic:cNvPr id="1" name=""/>
+                    <pic:cNvPicPr/>
+                  </pic:nvPicPr>
+                  <pic:blipFill>
+                    <a:blip r:embed="rId5"/>
+                    <a:stretch>
+                      <a:fillRect/>
+                    </a:stretch>
+                  </pic:blipFill>
+                  <pic:spPr>
+                    <a:xfrm>
+                      <a:off x="0" y="0"/>
+                      <a:ext cx="1956958" cy="1407028"/>
+                    </a:xfrm>
+                    <a:prstGeom prst="rect">
+                      <a:avLst/>
+                    </a:prstGeom>
+                  </pic:spPr>
+                </pic:pic>
+              </a:graphicData>
+            </a:graphic>
+          </wp:inline>
+        </w:drawing>
+      </w:r>
+    </w:p>
+    <w:p>
+      <w:r>
+        <w:rPr>
+          <w:rFonts w:hint="eastAsia"/>
+        </w:rPr>
+        <w:t>振荡原理：</w:t>
+      </w:r>
+    </w:p>
+    <w:p>
+      <w:r>
+        <w:rPr>
+          <w:rFonts w:hint="eastAsia"/>
+        </w:rPr>
+        <w:t>V</w:t>
+      </w:r>
+      <w:r>
+        <w:t>1 V2</w:t>
+      </w:r>
+      <w:r>
+        <w:rPr>
+          <w:rFonts w:hint="eastAsia"/>
+        </w:rPr>
+        <w:t>不可能同时导通假设V</w:t>
+      </w:r>
+      <w:r>
+        <w:t>2</w:t>
+      </w:r>
+      <w:r>
+        <w:rPr>
+          <w:rFonts w:hint="eastAsia"/>
+        </w:rPr>
+        <w:t>先导通，让</w:t>
+      </w:r>
+      <w:r>
+        <w:t>C2</w:t>
+      </w:r>
+      <w:r>
+        <w:rPr>
+          <w:rFonts w:hint="eastAsia"/>
+        </w:rPr>
+        <w:t>左端的电位瞬间到地，此时电容器没有电荷，会立马充电，在C</w:t>
+      </w:r>
+      <w:r>
+        <w:t>2</w:t>
+      </w:r>
+      <w:r>
+        <w:rPr>
+          <w:rFonts w:hint="eastAsia"/>
+        </w:rPr>
+        <w:t>电容器右侧吸取大量电荷，导致原本流到V</w:t>
+      </w:r>
+      <w:r>
+        <w:t>1</w:t>
+      </w:r>
+      <w:r>
+        <w:rPr>
+          <w:rFonts w:hint="eastAsia"/>
+        </w:rPr>
+        <w:t>基极的电流瞬间到电容器，促进V</w:t>
+      </w:r>
+      <w:r>
+        <w:t>1</w:t>
+      </w:r>
+      <w:r>
+        <w:rPr>
+          <w:rFonts w:hint="eastAsia"/>
+        </w:rPr>
+        <w:t>的截止，然后电容器继续充电，C</w:t>
+      </w:r>
+      <w:r>
+        <w:t>2</w:t>
+      </w:r>
+      <w:r>
+        <w:rPr>
+          <w:rFonts w:hint="eastAsia"/>
+        </w:rPr>
+        <w:t>的右侧电压升高。流到电容器的电流减小，导致更多的电流流到V</w:t>
+      </w:r>
+      <w:r>
+        <w:t xml:space="preserve">1 </w:t>
+      </w:r>
+      <w:r>
+        <w:rPr>
+          <w:rFonts w:hint="eastAsia"/>
+        </w:rPr>
+        <w:t>然后导致V</w:t>
+      </w:r>
+      <w:r>
+        <w:t>1</w:t>
+      </w:r>
+      <w:r>
+        <w:rPr>
+          <w:rFonts w:hint="eastAsia"/>
+        </w:rPr>
+        <w:t>导通，C</w:t>
+      </w:r>
+      <w:r>
+        <w:t>1</w:t>
+      </w:r>
+      <w:r>
+        <w:rPr>
+          <w:rFonts w:hint="eastAsia"/>
+        </w:rPr>
+        <w:t>右侧迅速与地相连，然后电容C</w:t>
+      </w:r>
+      <w:r>
+        <w:t>1</w:t>
+      </w:r>
+      <w:r>
+        <w:rPr>
+          <w:rFonts w:hint="eastAsia"/>
+        </w:rPr>
+        <w:t>迅速充电，会在电容器C</w:t>
+      </w:r>
+      <w:r>
+        <w:t>1</w:t>
+      </w:r>
+      <w:r>
+        <w:rPr>
+          <w:rFonts w:hint="eastAsia"/>
+        </w:rPr>
+        <w:t>的左侧吸取大量电荷，导致原本流向V</w:t>
+      </w:r>
+      <w:r>
+        <w:t>2</w:t>
+      </w:r>
+      <w:r>
+        <w:rPr>
+          <w:rFonts w:hint="eastAsia"/>
+        </w:rPr>
+        <w:t>基极的电流减少，导致V</w:t>
+      </w:r>
+      <w:r>
+        <w:t>2</w:t>
+      </w:r>
+      <w:r>
+        <w:rPr>
+          <w:rFonts w:hint="eastAsia"/>
+        </w:rPr>
+        <w:t>截止，然后C</w:t>
+      </w:r>
+      <w:r>
+        <w:t>1</w:t>
+      </w:r>
+      <w:r>
+        <w:rPr>
+          <w:rFonts w:hint="eastAsia"/>
+        </w:rPr>
+        <w:t>充电，电压升高重新让V</w:t>
+      </w:r>
+      <w:r>
+        <w:t>2</w:t>
+      </w:r>
+      <w:r>
+        <w:rPr>
+          <w:rFonts w:hint="eastAsia"/>
+        </w:rPr>
+        <w:t>导通，V</w:t>
+      </w:r>
+      <w:r>
+        <w:t>1</w:t>
+      </w:r>
+      <w:r>
+        <w:rPr>
+          <w:rFonts w:hint="eastAsia"/>
+        </w:rPr>
+        <w:t>截止，周而复始，循环往复。</w:t>
+      </w:r>
+    </w:p>
+    <w:p>
+      <w:r>
+        <w:rPr>
+          <w:rFonts w:hint="eastAsia"/>
+        </w:rPr>
+        <w:t>振荡周期计算：</w:t>
+      </w:r>
+    </w:p>
+    <w:p>
+      <w:r>
+        <w:rPr>
+          <w:noProof/>
+        </w:rPr>
         <w:drawing>
           <wp:inline distT="0" distB="0" distL="0" distR="0" wp14:anchorId="5AC1802E" wp14:editId="21423FE2">
             <wp:extent cx="1169043" cy="288465"/>
@@ -249,7 +311,7 @@
                     <pic:cNvPicPr/>
                   </pic:nvPicPr>
                   <pic:blipFill>
-                    <a:blip r:embed="rId5"/>
+                    <a:blip r:embed="rId6"/>
                     <a:stretch>
                       <a:fillRect/>
                     </a:stretch>
